--- a/Samuel_Ayers_CV.docx
+++ b/Samuel_Ayers_CV.docx
@@ -625,14 +625,12 @@
         </w:rPr>
         <w:tab/>
       </w:r>
-      <w:proofErr w:type="gramStart"/>
       <w:r>
         <w:rPr>
           <w:w w:val="105"/>
         </w:rPr>
         <w:t>May,</w:t>
       </w:r>
-      <w:proofErr w:type="gramEnd"/>
       <w:r>
         <w:rPr>
           <w:spacing w:val="-4"/>
@@ -2098,14 +2096,12 @@
         </w:rPr>
         <w:t xml:space="preserve"> </w:t>
       </w:r>
-      <w:proofErr w:type="spellStart"/>
       <w:r>
         <w:rPr>
           <w:w w:val="110"/>
         </w:rPr>
         <w:t>Slawa</w:t>
       </w:r>
-      <w:proofErr w:type="spellEnd"/>
       <w:r>
         <w:rPr>
           <w:spacing w:val="-14"/>
@@ -2139,19 +2135,11 @@
         </w:rPr>
         <w:t xml:space="preserve"> </w:t>
       </w:r>
-      <w:proofErr w:type="spellStart"/>
-      <w:r>
-        <w:rPr>
-          <w:w w:val="110"/>
-        </w:rPr>
-        <w:t>Allouch</w:t>
-      </w:r>
-      <w:proofErr w:type="spellEnd"/>
-      <w:r>
-        <w:rPr>
-          <w:w w:val="110"/>
-        </w:rPr>
-        <w:t>,</w:t>
+      <w:r>
+        <w:rPr>
+          <w:w w:val="110"/>
+        </w:rPr>
+        <w:t>Allouch,</w:t>
       </w:r>
       <w:r>
         <w:rPr>
@@ -2193,13 +2181,8 @@
         </w:rPr>
         <w:t xml:space="preserve"> </w:t>
       </w:r>
-      <w:proofErr w:type="spellStart"/>
-      <w:r>
-        <w:t>Gourevitch</w:t>
-      </w:r>
-      <w:proofErr w:type="spellEnd"/>
-      <w:r>
-        <w:t>,</w:t>
+      <w:r>
+        <w:t>Gourevitch,</w:t>
       </w:r>
       <w:r>
         <w:rPr>
@@ -2479,6 +2462,256 @@
         <w:spacing w:before="81"/>
         <w:ind w:left="215"/>
       </w:pPr>
+    </w:p>
+    <w:p>
+      <w:pPr>
+        <w:pStyle w:val="Heading2"/>
+      </w:pPr>
+      <w:r>
+        <w:rPr>
+          <w:spacing w:val="-2"/>
+          <w:w w:val="115"/>
+        </w:rPr>
+        <w:t>POLICY WRITING</w:t>
+      </w:r>
+    </w:p>
+    <w:p>
+      <w:pPr>
+        <w:pStyle w:val="BodyText"/>
+        <w:rPr>
+          <w:b/>
+          <w:sz w:val="4"/>
+        </w:rPr>
+      </w:pPr>
+      <w:r>
+        <w:rPr>
+          <w:b/>
+          <w:noProof/>
+          <w:sz w:val="4"/>
+        </w:rPr>
+        <mc:AlternateContent>
+          <mc:Choice Requires="wps">
+            <w:drawing>
+              <wp:anchor distT="0" distB="0" distL="0" distR="0" simplePos="0" relativeHeight="487593472" behindDoc="1" locked="0" layoutInCell="1" allowOverlap="1" wp14:anchorId="272B18A0" wp14:editId="3B5C6EBE">
+                <wp:simplePos x="0" y="0"/>
+                <wp:positionH relativeFrom="page">
+                  <wp:posOffset>365759</wp:posOffset>
+                </wp:positionH>
+                <wp:positionV relativeFrom="paragraph">
+                  <wp:posOffset>48397</wp:posOffset>
+                </wp:positionV>
+                <wp:extent cx="7041515" cy="1270"/>
+                <wp:effectExtent l="0" t="0" r="0" b="0"/>
+                <wp:wrapTopAndBottom/>
+                <wp:docPr id="146413102" name="Graphic 3"/>
+                <wp:cNvGraphicFramePr>
+                  <a:graphicFrameLocks xmlns:a="http://schemas.openxmlformats.org/drawingml/2006/main"/>
+                </wp:cNvGraphicFramePr>
+                <a:graphic xmlns:a="http://schemas.openxmlformats.org/drawingml/2006/main">
+                  <a:graphicData uri="http://schemas.microsoft.com/office/word/2010/wordprocessingShape">
+                    <wps:wsp>
+                      <wps:cNvSpPr>
+                        <a:spLocks/>
+                      </wps:cNvSpPr>
+                      <wps:spPr>
+                        <a:xfrm>
+                          <a:off x="0" y="0"/>
+                          <a:ext cx="7041515" cy="1270"/>
+                        </a:xfrm>
+                        <a:custGeom>
+                          <a:avLst/>
+                          <a:gdLst/>
+                          <a:ahLst/>
+                          <a:cxnLst/>
+                          <a:rect l="l" t="t" r="r" b="b"/>
+                          <a:pathLst>
+                            <a:path w="7041515">
+                              <a:moveTo>
+                                <a:pt x="0" y="0"/>
+                              </a:moveTo>
+                              <a:lnTo>
+                                <a:pt x="7040892" y="0"/>
+                              </a:lnTo>
+                            </a:path>
+                          </a:pathLst>
+                        </a:custGeom>
+                        <a:ln w="5054">
+                          <a:solidFill>
+                            <a:srgbClr val="000000"/>
+                          </a:solidFill>
+                          <a:prstDash val="solid"/>
+                        </a:ln>
+                      </wps:spPr>
+                      <wps:bodyPr wrap="square" lIns="0" tIns="0" rIns="0" bIns="0" rtlCol="0">
+                        <a:prstTxWarp prst="textNoShape">
+                          <a:avLst/>
+                        </a:prstTxWarp>
+                        <a:noAutofit/>
+                      </wps:bodyPr>
+                    </wps:wsp>
+                  </a:graphicData>
+                </a:graphic>
+              </wp:anchor>
+            </w:drawing>
+          </mc:Choice>
+          <mc:Fallback>
+            <w:pict>
+              <v:shape w14:anchorId="2DD1DC89" id="Graphic 3" o:spid="_x0000_s1026" style="position:absolute;margin-left:28.8pt;margin-top:3.8pt;width:554.45pt;height:.1pt;z-index:-15723008;visibility:visible;mso-wrap-style:square;mso-wrap-distance-left:0;mso-wrap-distance-top:0;mso-wrap-distance-right:0;mso-wrap-distance-bottom:0;mso-position-horizontal:absolute;mso-position-horizontal-relative:page;mso-position-vertical:absolute;mso-position-vertical-relative:text;v-text-anchor:top" coordsize="7041515,1270" o:gfxdata="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" path="m,l7040892,e" filled="f" strokeweight=".14039mm">
+                <v:path arrowok="t"/>
+                <w10:wrap type="topAndBottom" anchorx="page"/>
+              </v:shape>
+            </w:pict>
+          </mc:Fallback>
+        </mc:AlternateContent>
+      </w:r>
+    </w:p>
+    <w:p>
+      <w:pPr>
+        <w:pStyle w:val="NormalWeb"/>
+        <w:spacing w:before="0" w:beforeAutospacing="0" w:after="0" w:afterAutospacing="0"/>
+        <w:ind w:left="216"/>
+      </w:pPr>
+      <w:r>
+        <w:rPr>
+          <w:b/>
+          <w:bCs/>
+        </w:rPr>
+        <w:t>How Much Do College Students Get from CalFresh Each Month?</w:t>
+      </w:r>
+      <w:r>
+        <w:br/>
+        <w:t>with Alan Perez, Jennifer Hogg, Johanna Lacoe, and Jesse Rothstein. 2025.</w:t>
+      </w:r>
+      <w:r>
+        <w:br/>
+        <w:t xml:space="preserve">California Policy Lab. </w:t>
+      </w:r>
+      <w:hyperlink r:id="rId10" w:tgtFrame="_new" w:history="1">
+        <w:r>
+          <w:rPr>
+            <w:rStyle w:val="Hyperlink"/>
+          </w:rPr>
+          <w:t>https://capolicylab.org/how-much-do-college-students-get-from-calfresh-each-month/</w:t>
+        </w:r>
+      </w:hyperlink>
+    </w:p>
+    <w:p>
+      <w:pPr>
+        <w:pStyle w:val="NormalWeb"/>
+        <w:spacing w:before="0" w:beforeAutospacing="0" w:after="0" w:afterAutospacing="0"/>
+        <w:ind w:left="216"/>
+      </w:pPr>
+    </w:p>
+    <w:p>
+      <w:pPr>
+        <w:pStyle w:val="NormalWeb"/>
+        <w:spacing w:before="0" w:beforeAutospacing="0" w:after="0" w:afterAutospacing="0"/>
+        <w:ind w:left="216"/>
+      </w:pPr>
+      <w:r>
+        <w:rPr>
+          <w:b/>
+          <w:bCs/>
+        </w:rPr>
+        <w:t>Trends in Community College Enrollment and CalFresh Eligibility During the COVID-19 Pandemic</w:t>
+      </w:r>
+      <w:r>
+        <w:br/>
+        <w:t>with Jennifer Hogg, Johanna Lacoe, Alan Perez, and Jesse Rothstein. 2025.</w:t>
+      </w:r>
+      <w:r>
+        <w:br/>
+        <w:t xml:space="preserve">California Policy Lab. </w:t>
+      </w:r>
+      <w:hyperlink r:id="rId11" w:tgtFrame="_new" w:history="1">
+        <w:r>
+          <w:rPr>
+            <w:rStyle w:val="Hyperlink"/>
+          </w:rPr>
+          <w:t>https://capolicylab.org/trends-in-community-college-enrollment-and-calfresh-eligibility-during-the-covid-19-pandemic/</w:t>
+        </w:r>
+      </w:hyperlink>
+    </w:p>
+    <w:p>
+      <w:pPr>
+        <w:pStyle w:val="NormalWeb"/>
+        <w:spacing w:before="0" w:beforeAutospacing="0" w:after="0" w:afterAutospacing="0"/>
+        <w:ind w:left="216"/>
+      </w:pPr>
+    </w:p>
+    <w:p>
+      <w:pPr>
+        <w:pStyle w:val="NormalWeb"/>
+        <w:spacing w:before="0" w:beforeAutospacing="0" w:after="0" w:afterAutospacing="0"/>
+        <w:ind w:left="216"/>
+      </w:pPr>
+      <w:r>
+        <w:rPr>
+          <w:b/>
+          <w:bCs/>
+        </w:rPr>
+        <w:t>Many California Community College Students Are Eligible For—But Not Receiving—CalFresh Benefits</w:t>
+      </w:r>
+      <w:r>
+        <w:br/>
+        <w:t>with Jennifer Hogg, Johanna Lacoe, Alan Perez, and Jesse Rothstein. 2024.</w:t>
+      </w:r>
+      <w:r>
+        <w:br/>
+        <w:t xml:space="preserve">California Policy Lab. </w:t>
+      </w:r>
+      <w:hyperlink r:id="rId12" w:tgtFrame="_new" w:history="1">
+        <w:r>
+          <w:rPr>
+            <w:rStyle w:val="Hyperlink"/>
+          </w:rPr>
+          <w:t>https://capolicylab.org/many-california-community-college-students-are-eligible-for-but-not-receiving-calfresh-benefits/</w:t>
+        </w:r>
+      </w:hyperlink>
+    </w:p>
+    <w:p>
+      <w:pPr>
+        <w:pStyle w:val="NormalWeb"/>
+        <w:spacing w:before="0" w:beforeAutospacing="0" w:after="0" w:afterAutospacing="0"/>
+        <w:ind w:left="216"/>
+      </w:pPr>
+    </w:p>
+    <w:p>
+      <w:pPr>
+        <w:pStyle w:val="NormalWeb"/>
+        <w:spacing w:before="0" w:beforeAutospacing="0" w:after="0" w:afterAutospacing="0"/>
+        <w:ind w:left="216"/>
+      </w:pPr>
+      <w:r>
+        <w:rPr>
+          <w:b/>
+          <w:bCs/>
+        </w:rPr>
+        <w:lastRenderedPageBreak/>
+        <w:t>Filling the Gap: CalFresh Eligibility Among University of California and California Community College Students</w:t>
+      </w:r>
+      <w:r>
+        <w:rPr>
+          <w:b/>
+          <w:bCs/>
+        </w:rPr>
+        <w:br/>
+      </w:r>
+      <w:r>
+        <w:t>with Jesse Rothstein, Johanna Lacoe, Karla Palos Castellanos, Elise Dizon-Ross, Anna Doherty, Jamila Henderson, Jennifer Hogg, Sarah Hoover, Alan Perez, and Justine Weng. 2024.</w:t>
+      </w:r>
+      <w:r>
+        <w:br/>
+        <w:t xml:space="preserve">California Policy Lab. </w:t>
+      </w:r>
+      <w:hyperlink r:id="rId13" w:tgtFrame="_new" w:history="1">
+        <w:r>
+          <w:rPr>
+            <w:rStyle w:val="Hyperlink"/>
+          </w:rPr>
+          <w:t>https://capolicylab.org/filling-the-gap-calfresh-participation-among-university-of-california-and-california-community-college-students/</w:t>
+        </w:r>
+      </w:hyperlink>
     </w:p>
     <w:p>
       <w:pPr>
@@ -2579,7 +2812,7 @@
           </mc:Choice>
           <mc:Fallback>
             <w:pict>
-              <v:shape w14:anchorId="2F9EF28D" id="Graphic 3" o:spid="_x0000_s1026" style="position:absolute;margin-left:28.8pt;margin-top:3.8pt;width:554.45pt;height:.1pt;z-index:-15725056;visibility:visible;mso-wrap-style:square;mso-wrap-distance-left:0;mso-wrap-distance-top:0;mso-wrap-distance-right:0;mso-wrap-distance-bottom:0;mso-position-horizontal:absolute;mso-position-horizontal-relative:page;mso-position-vertical:absolute;mso-position-vertical-relative:text;v-text-anchor:top" coordsize="7041515,1270" o:gfxdata="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" path="m,l7040892,e" filled="f" strokeweight=".14039mm">
+              <v:shape w14:anchorId="46E79E99" id="Graphic 3" o:spid="_x0000_s1026" style="position:absolute;margin-left:28.8pt;margin-top:3.8pt;width:554.45pt;height:.1pt;z-index:-15725056;visibility:visible;mso-wrap-style:square;mso-wrap-distance-left:0;mso-wrap-distance-top:0;mso-wrap-distance-right:0;mso-wrap-distance-bottom:0;mso-position-horizontal:absolute;mso-position-horizontal-relative:page;mso-position-vertical:absolute;mso-position-vertical-relative:text;v-text-anchor:top" coordsize="7041515,1270" o:gfxdata="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" path="m,l7040892,e" filled="f" strokeweight=".14039mm">
                 <v:path arrowok="t"/>
                 <w10:wrap type="topAndBottom" anchorx="page"/>
               </v:shape>
@@ -2794,19 +3027,11 @@
         </w:rPr>
         <w:t xml:space="preserve"> </w:t>
       </w:r>
-      <w:proofErr w:type="spellStart"/>
-      <w:r>
-        <w:rPr>
-          <w:w w:val="110"/>
-        </w:rPr>
-        <w:t>LaTex</w:t>
-      </w:r>
-      <w:proofErr w:type="spellEnd"/>
-      <w:r>
-        <w:rPr>
-          <w:w w:val="110"/>
-        </w:rPr>
-        <w:t>,</w:t>
+      <w:r>
+        <w:rPr>
+          <w:w w:val="110"/>
+        </w:rPr>
+        <w:t>LaTex,</w:t>
       </w:r>
       <w:r>
         <w:rPr>
@@ -3687,6 +3912,23 @@
       <w:u w:val="single"/>
     </w:rPr>
   </w:style>
+  <w:style w:type="paragraph" w:styleId="NormalWeb">
+    <w:name w:val="Normal (Web)"/>
+    <w:basedOn w:val="Normal"/>
+    <w:uiPriority w:val="99"/>
+    <w:unhideWhenUsed/>
+    <w:rsid w:val="00B17C84"/>
+    <w:pPr>
+      <w:widowControl/>
+      <w:autoSpaceDE/>
+      <w:autoSpaceDN/>
+      <w:spacing w:before="100" w:beforeAutospacing="1" w:after="100" w:afterAutospacing="1"/>
+    </w:pPr>
+    <w:rPr>
+      <w:sz w:val="24"/>
+      <w:szCs w:val="24"/>
+    </w:rPr>
+  </w:style>
 </w:styles>
 </file>
 
